--- a/Пример индивидуального задания.docx
+++ b/Пример индивидуального задания.docx
@@ -149,356 +149,374 @@
           <w:szCs w:val="24"/>
         </w:rPr>
       </w:pPr>
+    </w:p>
+    <w:p>
+      <w:pPr>
+        <w:jc w:val="right"/>
+        <w:rPr>
+          <w:szCs w:val="24"/>
+        </w:rPr>
+      </w:pPr>
+    </w:p>
+    <w:p>
+      <w:pPr>
+        <w:jc w:val="center"/>
+        <w:rPr>
+          <w:szCs w:val="24"/>
+        </w:rPr>
+      </w:pPr>
+    </w:p>
+    <w:p>
+      <w:pPr>
+        <w:jc w:val="center"/>
+        <w:rPr>
+          <w:b/>
+          <w:szCs w:val="24"/>
+        </w:rPr>
+      </w:pPr>
+      <w:r>
+        <w:rPr>
+          <w:b/>
+          <w:szCs w:val="24"/>
+        </w:rPr>
+        <w:t>ИНДИВИДУАЛЬНОЕ ЗАДАНИЕ</w:t>
+      </w:r>
+    </w:p>
+    <w:p>
+      <w:pPr>
+        <w:jc w:val="center"/>
+        <w:rPr>
+          <w:b/>
+          <w:szCs w:val="24"/>
+        </w:rPr>
+      </w:pPr>
+      <w:r>
+        <w:rPr>
+          <w:b/>
+          <w:szCs w:val="24"/>
+        </w:rPr>
+        <w:t>для выполнения курсового проекта</w:t>
+      </w:r>
+    </w:p>
+    <w:p>
+      <w:pPr>
+        <w:jc w:val="center"/>
+        <w:rPr>
+          <w:b/>
+          <w:szCs w:val="24"/>
+        </w:rPr>
+      </w:pPr>
+    </w:p>
+    <w:p>
+      <w:pPr>
+        <w:ind w:firstLine="0"/>
+        <w:rPr>
+          <w:szCs w:val="24"/>
+        </w:rPr>
+      </w:pPr>
+      <w:r>
+        <w:rPr>
+          <w:szCs w:val="24"/>
+          <w:u w:val="single"/>
+        </w:rPr>
+        <w:t xml:space="preserve">Специальность </w:t>
+      </w:r>
+      <w:r>
+        <w:rPr>
+          <w:szCs w:val="24"/>
+          <w:u w:val="single"/>
+        </w:rPr>
+        <w:t>09.02.07 Информационные системы и программирование</w:t>
+      </w:r>
+      <w:r>
+        <w:rPr>
+          <w:szCs w:val="24"/>
+        </w:rPr>
+        <w:t>______</w:t>
+      </w:r>
+      <w:r>
+        <w:rPr>
+          <w:szCs w:val="24"/>
+        </w:rPr>
+        <w:t>___________</w:t>
+      </w:r>
+    </w:p>
+    <w:p>
+      <w:pPr>
+        <w:ind w:firstLine="0"/>
+        <w:rPr>
+          <w:szCs w:val="24"/>
+        </w:rPr>
+      </w:pPr>
+      <w:r>
+        <w:rPr>
+          <w:szCs w:val="24"/>
+          <w:u w:val="single"/>
+        </w:rPr>
+        <w:t>Группа</w:t>
+      </w:r>
+      <w:r>
+        <w:rPr>
+          <w:szCs w:val="24"/>
+          <w:u w:val="single"/>
+        </w:rPr>
+        <w:t xml:space="preserve"> ИСП.2</w:t>
+      </w:r>
+      <w:r>
+        <w:rPr>
+          <w:szCs w:val="24"/>
+          <w:u w:val="single"/>
+        </w:rPr>
+        <w:t>3</w:t>
+      </w:r>
+      <w:r>
+        <w:rPr>
+          <w:szCs w:val="24"/>
+          <w:u w:val="single"/>
+        </w:rPr>
+        <w:t>.2А</w:t>
+      </w:r>
+      <w:r>
+        <w:rPr>
+          <w:szCs w:val="24"/>
+        </w:rPr>
+        <w:t>_________________________________________________</w:t>
+      </w:r>
+      <w:r>
+        <w:rPr>
+          <w:szCs w:val="24"/>
+        </w:rPr>
+        <w:t>____________</w:t>
+      </w:r>
+      <w:r>
+        <w:rPr>
+          <w:szCs w:val="24"/>
+        </w:rPr>
+        <w:t>_</w:t>
+      </w:r>
+    </w:p>
+    <w:p>
+      <w:pPr>
+        <w:ind w:firstLine="0"/>
+        <w:rPr>
+          <w:szCs w:val="24"/>
+          <w:u w:val="single"/>
+        </w:rPr>
+      </w:pPr>
+      <w:r>
+        <w:rPr>
+          <w:szCs w:val="24"/>
+          <w:u w:val="single"/>
+        </w:rPr>
+        <w:t>Ф.И.О обучающегося</w:t>
+      </w:r>
+      <w:r>
+        <w:rPr>
+          <w:szCs w:val="24"/>
+          <w:u w:val="single"/>
+        </w:rPr>
+        <w:t xml:space="preserve"> </w:t>
+      </w:r>
+      <w:r>
+        <w:rPr>
+          <w:szCs w:val="24"/>
+          <w:u w:val="single"/>
+        </w:rPr>
+        <w:t>Головня Марина Антоновна</w:t>
+      </w:r>
+      <w:r>
+        <w:rPr>
+          <w:szCs w:val="24"/>
+        </w:rPr>
+        <w:t xml:space="preserve">_______________________________ </w:t>
+      </w:r>
+    </w:p>
+    <w:p>
+      <w:pPr>
+        <w:ind w:firstLine="0"/>
+        <w:rPr>
+          <w:szCs w:val="24"/>
+        </w:rPr>
+      </w:pPr>
+      <w:r>
+        <w:rPr>
+          <w:szCs w:val="24"/>
+          <w:u w:val="single"/>
+        </w:rPr>
+        <w:t>МДК</w:t>
+      </w:r>
+      <w:r>
+        <w:rPr>
+          <w:szCs w:val="24"/>
+          <w:u w:val="single"/>
+        </w:rPr>
+        <w:t> 08.01</w:t>
+      </w:r>
+      <w:r>
+        <w:rPr>
+          <w:szCs w:val="24"/>
+          <w:u w:val="single"/>
+        </w:rPr>
+        <w:t>.</w:t>
+      </w:r>
+      <w:r>
+        <w:rPr>
+          <w:szCs w:val="24"/>
+          <w:u w:val="single"/>
+        </w:rPr>
+        <w:t> Проектирование и разработка интерфейсов пользователя</w:t>
+      </w:r>
+      <w:r>
+        <w:rPr>
+          <w:szCs w:val="24"/>
+        </w:rPr>
+        <w:t>_______</w:t>
+      </w:r>
+      <w:r>
+        <w:rPr>
+          <w:szCs w:val="24"/>
+        </w:rPr>
+        <w:t>____________</w:t>
+      </w:r>
+    </w:p>
+    <w:p>
+      <w:pPr>
+        <w:ind w:firstLine="0"/>
+        <w:rPr>
+          <w:szCs w:val="24"/>
+          <w:u w:val="single"/>
+        </w:rPr>
+      </w:pPr>
+      <w:r>
+        <w:rPr>
+          <w:szCs w:val="24"/>
+          <w:u w:val="single"/>
+        </w:rPr>
+        <w:t>Тема курсового проекта</w:t>
+      </w:r>
+      <w:r>
+        <w:rPr>
+          <w:szCs w:val="24"/>
+          <w:u w:val="single"/>
+        </w:rPr>
+        <w:t xml:space="preserve">: </w:t>
+      </w:r>
+      <w:r>
+        <w:rPr>
+          <w:szCs w:val="24"/>
+          <w:u w:val="single"/>
+        </w:rPr>
+        <w:t>«</w:t>
+      </w:r>
+      <w:r>
+        <w:rPr>
+          <w:szCs w:val="24"/>
+          <w:u w:val="single"/>
+        </w:rPr>
+        <w:t>Создание сайта образовательной организации, соответствующего утверждённым стандартам размещения информации в сети Интернет</w:t>
+      </w:r>
+      <w:r>
+        <w:rPr>
+          <w:szCs w:val="24"/>
+          <w:u w:val="single"/>
+        </w:rPr>
+        <w:t>»</w:t>
+      </w:r>
+    </w:p>
+    <w:p>
+      <w:pPr>
+        <w:ind w:firstLine="0"/>
+        <w:rPr>
+          <w:szCs w:val="24"/>
+        </w:rPr>
+      </w:pPr>
+    </w:p>
+    <w:p>
+      <w:pPr>
+        <w:ind w:firstLine="0"/>
+        <w:rPr>
+          <w:szCs w:val="24"/>
+        </w:rPr>
+      </w:pPr>
+      <w:r>
+        <w:rPr>
+          <w:szCs w:val="24"/>
+        </w:rPr>
+        <w:t>Задание:</w:t>
+      </w:r>
+    </w:p>
+    <w:p>
+      <w:pPr>
+        <w:ind w:firstLine="0"/>
+        <w:rPr>
+          <w:szCs w:val="24"/>
+        </w:rPr>
+      </w:pPr>
+      <w:r>
+        <w:rPr>
+          <w:szCs w:val="24"/>
+        </w:rPr>
+        <w:t>1. Провести анализ сферы услуг и потребностей клиентов в</w:t>
+      </w:r>
+      <w:r>
+        <w:rPr>
+          <w:szCs w:val="24"/>
+        </w:rPr>
+        <w:t xml:space="preserve"> сфере </w:t>
+      </w:r>
+      <w:r>
+        <w:rPr>
+          <w:szCs w:val="24"/>
+        </w:rPr>
+        <w:t>образовательных учреждений</w:t>
+      </w:r>
+      <w:r>
+        <w:rPr>
+          <w:szCs w:val="24"/>
+        </w:rPr>
+        <w:t>. Определить основные требования к системе, необходимые для автоматизации процесса приема заявок от пользователей на сайте. Разработать концепцию системы.</w:t>
+      </w:r>
+    </w:p>
+    <w:p>
+      <w:pPr>
+        <w:ind w:firstLine="0"/>
+        <w:rPr>
+          <w:szCs w:val="24"/>
+        </w:rPr>
+      </w:pPr>
+      <w:r>
+        <w:rPr>
+          <w:szCs w:val="24"/>
+        </w:rPr>
+        <w:t xml:space="preserve">2. Используя CASE-средство </w:t>
+      </w:r>
+      <w:r>
+        <w:rPr>
+          <w:szCs w:val="24"/>
+          <w:lang w:val="en-US"/>
+        </w:rPr>
+        <w:t>drawio</w:t>
+      </w:r>
+      <w:r>
+        <w:rPr>
+          <w:szCs w:val="24"/>
+        </w:rPr>
+        <w:t xml:space="preserve">, разработать графические диаграммы: диаграмму прецедентов, диаграмму бизнес-процессов, контекстную диаграмму </w:t>
+      </w:r>
+      <w:r>
+        <w:rPr>
+          <w:szCs w:val="24"/>
+        </w:rPr>
+        <w:t xml:space="preserve">для сайта </w:t>
+      </w:r>
+      <w:r>
+        <w:rPr>
+          <w:szCs w:val="24"/>
+        </w:rPr>
+        <w:t>образовательного учреждения</w:t>
+      </w:r>
       <w:bookmarkStart w:id="0" w:name="_GoBack"/>
       <w:bookmarkEnd w:id="0"/>
-    </w:p>
-    <w:p>
-      <w:pPr>
-        <w:jc w:val="right"/>
-        <w:rPr>
-          <w:szCs w:val="24"/>
-        </w:rPr>
-      </w:pPr>
-    </w:p>
-    <w:p>
-      <w:pPr>
-        <w:jc w:val="center"/>
-        <w:rPr>
-          <w:szCs w:val="24"/>
-        </w:rPr>
-      </w:pPr>
-    </w:p>
-    <w:p>
-      <w:pPr>
-        <w:jc w:val="center"/>
-        <w:rPr>
-          <w:b/>
-          <w:szCs w:val="24"/>
-        </w:rPr>
-      </w:pPr>
-      <w:r>
-        <w:rPr>
-          <w:b/>
-          <w:szCs w:val="24"/>
-        </w:rPr>
-        <w:t>ИНДИВИДУАЛЬНОЕ ЗАДАНИЕ</w:t>
-      </w:r>
-    </w:p>
-    <w:p>
-      <w:pPr>
-        <w:jc w:val="center"/>
-        <w:rPr>
-          <w:b/>
-          <w:szCs w:val="24"/>
-        </w:rPr>
-      </w:pPr>
-      <w:r>
-        <w:rPr>
-          <w:b/>
-          <w:szCs w:val="24"/>
-        </w:rPr>
-        <w:t>для выполнения курсового проекта</w:t>
-      </w:r>
-    </w:p>
-    <w:p>
-      <w:pPr>
-        <w:jc w:val="center"/>
-        <w:rPr>
-          <w:b/>
-          <w:szCs w:val="24"/>
-        </w:rPr>
-      </w:pPr>
-    </w:p>
-    <w:p>
-      <w:pPr>
-        <w:ind w:firstLine="0"/>
-        <w:rPr>
-          <w:szCs w:val="24"/>
-        </w:rPr>
-      </w:pPr>
-      <w:r>
-        <w:rPr>
-          <w:szCs w:val="24"/>
-          <w:u w:val="single"/>
-        </w:rPr>
-        <w:t xml:space="preserve">Специальность </w:t>
-      </w:r>
-      <w:r>
-        <w:rPr>
-          <w:szCs w:val="24"/>
-          <w:u w:val="single"/>
-        </w:rPr>
-        <w:t>09.02.07 Информационные системы и программирование</w:t>
-      </w:r>
-      <w:r>
-        <w:rPr>
-          <w:szCs w:val="24"/>
-        </w:rPr>
-        <w:t>______</w:t>
-      </w:r>
-      <w:r>
-        <w:rPr>
-          <w:szCs w:val="24"/>
-        </w:rPr>
-        <w:t>___________</w:t>
-      </w:r>
-    </w:p>
-    <w:p>
-      <w:pPr>
-        <w:ind w:firstLine="0"/>
-        <w:rPr>
-          <w:szCs w:val="24"/>
-        </w:rPr>
-      </w:pPr>
-      <w:r>
-        <w:rPr>
-          <w:szCs w:val="24"/>
-          <w:u w:val="single"/>
-        </w:rPr>
-        <w:t>Группа</w:t>
-      </w:r>
-      <w:r>
-        <w:rPr>
-          <w:szCs w:val="24"/>
-          <w:u w:val="single"/>
-        </w:rPr>
-        <w:t xml:space="preserve"> ИСП.21.2А</w:t>
-      </w:r>
-      <w:r>
-        <w:rPr>
-          <w:szCs w:val="24"/>
-        </w:rPr>
-        <w:t>_________________________________________________</w:t>
-      </w:r>
-      <w:r>
-        <w:rPr>
-          <w:szCs w:val="24"/>
-        </w:rPr>
-        <w:t>____________</w:t>
-      </w:r>
-      <w:r>
-        <w:rPr>
-          <w:szCs w:val="24"/>
-        </w:rPr>
-        <w:t>_</w:t>
-      </w:r>
-    </w:p>
-    <w:p>
-      <w:pPr>
-        <w:ind w:firstLine="0"/>
-        <w:rPr>
-          <w:szCs w:val="24"/>
-        </w:rPr>
-      </w:pPr>
-      <w:r>
-        <w:rPr>
-          <w:szCs w:val="24"/>
-          <w:u w:val="single"/>
-        </w:rPr>
-        <w:t>Ф.И.О обучающегося</w:t>
-      </w:r>
-      <w:r>
-        <w:rPr>
-          <w:szCs w:val="24"/>
-          <w:u w:val="single"/>
-        </w:rPr>
-        <w:t xml:space="preserve"> </w:t>
-      </w:r>
-      <w:r>
-        <w:rPr>
-          <w:szCs w:val="24"/>
-          <w:highlight w:val="yellow"/>
-          <w:u w:val="single"/>
-        </w:rPr>
-        <w:t>Аксенова Софья Алексеевна</w:t>
-      </w:r>
-      <w:r>
-        <w:rPr>
-          <w:szCs w:val="24"/>
-          <w:u w:val="single"/>
-        </w:rPr>
-        <w:t xml:space="preserve">     </w:t>
-      </w:r>
-      <w:r>
-        <w:rPr>
-          <w:szCs w:val="24"/>
-        </w:rPr>
-        <w:t xml:space="preserve">_______________________________ </w:t>
-      </w:r>
-    </w:p>
-    <w:p>
-      <w:pPr>
-        <w:ind w:firstLine="0"/>
-        <w:rPr>
-          <w:szCs w:val="24"/>
-        </w:rPr>
-      </w:pPr>
-      <w:r>
-        <w:rPr>
-          <w:szCs w:val="24"/>
-          <w:u w:val="single"/>
-        </w:rPr>
-        <w:t>МДК</w:t>
-      </w:r>
-      <w:r>
-        <w:rPr>
-          <w:szCs w:val="24"/>
-          <w:u w:val="single"/>
-        </w:rPr>
-        <w:t> 08.01</w:t>
-      </w:r>
-      <w:r>
-        <w:rPr>
-          <w:szCs w:val="24"/>
-          <w:u w:val="single"/>
-        </w:rPr>
-        <w:t>.</w:t>
-      </w:r>
-      <w:r>
-        <w:rPr>
-          <w:szCs w:val="24"/>
-          <w:u w:val="single"/>
-        </w:rPr>
-        <w:t> Проектирование и разработка интерфейсов пользователя</w:t>
-      </w:r>
-      <w:r>
-        <w:rPr>
-          <w:szCs w:val="24"/>
-        </w:rPr>
-        <w:t>_______</w:t>
-      </w:r>
-      <w:r>
-        <w:rPr>
-          <w:szCs w:val="24"/>
-        </w:rPr>
-        <w:t>____________</w:t>
-      </w:r>
-    </w:p>
-    <w:p>
-      <w:pPr>
-        <w:ind w:firstLine="0"/>
-        <w:rPr>
-          <w:szCs w:val="24"/>
-          <w:u w:val="single"/>
-        </w:rPr>
-      </w:pPr>
-      <w:r>
-        <w:rPr>
-          <w:szCs w:val="24"/>
-          <w:u w:val="single"/>
-        </w:rPr>
-        <w:t>Тема курсового проекта</w:t>
-      </w:r>
-      <w:r>
-        <w:rPr>
-          <w:szCs w:val="24"/>
-          <w:u w:val="single"/>
-        </w:rPr>
-        <w:t xml:space="preserve">: </w:t>
-      </w:r>
-      <w:r>
-        <w:rPr>
-          <w:szCs w:val="24"/>
-          <w:u w:val="single"/>
-        </w:rPr>
-        <w:t>«</w:t>
-      </w:r>
-      <w:r>
-        <w:rPr>
-          <w:szCs w:val="24"/>
-          <w:highlight w:val="yellow"/>
-          <w:u w:val="single"/>
-        </w:rPr>
-        <w:t>Разработка сайта для организации, занимающейся продажей мебели</w:t>
-      </w:r>
-      <w:r>
-        <w:rPr>
-          <w:szCs w:val="24"/>
-          <w:u w:val="single"/>
-        </w:rPr>
-        <w:t>»</w:t>
-      </w:r>
-    </w:p>
-    <w:p>
-      <w:pPr>
-        <w:ind w:firstLine="0"/>
-        <w:rPr>
-          <w:szCs w:val="24"/>
-        </w:rPr>
-      </w:pPr>
-    </w:p>
-    <w:p>
-      <w:pPr>
-        <w:ind w:firstLine="0"/>
-        <w:rPr>
-          <w:szCs w:val="24"/>
-        </w:rPr>
-      </w:pPr>
-      <w:r>
-        <w:rPr>
-          <w:szCs w:val="24"/>
-        </w:rPr>
-        <w:t>Задание:</w:t>
-      </w:r>
-    </w:p>
-    <w:p>
-      <w:pPr>
-        <w:ind w:firstLine="0"/>
-        <w:rPr>
-          <w:szCs w:val="24"/>
-        </w:rPr>
-      </w:pPr>
-      <w:r>
-        <w:rPr>
-          <w:szCs w:val="24"/>
-        </w:rPr>
-        <w:t>1. Провести анализ сферы услуг и потребностей клиентов в</w:t>
-      </w:r>
-      <w:r>
-        <w:rPr>
-          <w:szCs w:val="24"/>
-        </w:rPr>
-        <w:t xml:space="preserve"> сфере мебельного магазина</w:t>
-      </w:r>
-      <w:r>
-        <w:rPr>
-          <w:szCs w:val="24"/>
-        </w:rPr>
-        <w:t>. Определить основные требования к системе, необходимые для автоматизации процесса приема заявок от пользователей на сайте. Разработать концепцию системы.</w:t>
-      </w:r>
-    </w:p>
-    <w:p>
-      <w:pPr>
-        <w:ind w:firstLine="0"/>
-        <w:rPr>
-          <w:szCs w:val="24"/>
-        </w:rPr>
-      </w:pPr>
-      <w:r>
-        <w:rPr>
-          <w:szCs w:val="24"/>
-        </w:rPr>
-        <w:t xml:space="preserve">2. Используя CASE-средство </w:t>
-      </w:r>
-      <w:r>
-        <w:rPr>
-          <w:szCs w:val="24"/>
-          <w:lang w:val="en-US"/>
-        </w:rPr>
-        <w:t>drawio</w:t>
-      </w:r>
-      <w:r>
-        <w:rPr>
-          <w:szCs w:val="24"/>
-        </w:rPr>
-        <w:t xml:space="preserve">, разработать графические диаграммы: диаграмму прецедентов, диаграмму бизнес-процессов, контекстную диаграмму </w:t>
-      </w:r>
-      <w:r>
-        <w:rPr>
-          <w:szCs w:val="24"/>
-        </w:rPr>
-        <w:t>для сайта мебельного магазина</w:t>
-      </w:r>
       <w:r>
         <w:rPr>
           <w:szCs w:val="24"/>
